--- a/Doc_utilisateur.docx
+++ b/Doc_utilisateur.docx
@@ -799,22 +799,52 @@
       <w:pPr>
         <w:pStyle w:val="Titre1"/>
       </w:pPr>
+      <w:r>
+        <w:lastRenderedPageBreak/>
+        <w:t>Informations</w:t>
+      </w:r>
+    </w:p>
+    <w:p>
+      <w:pPr>
+        <w:rPr>
+          <w:lang w:val="de-DE"/>
+        </w:rPr>
+      </w:pPr>
+      <w:r>
+        <w:rPr>
+          <w:lang w:val="de-DE"/>
+        </w:rPr>
+        <w:t xml:space="preserve">Lien Github : </w:t>
+      </w:r>
+      <w:hyperlink r:id="rId12" w:history="1">
+        <w:r>
+          <w:rPr>
+            <w:rStyle w:val="Lienhypertexte"/>
+            <w:lang w:val="de-DE"/>
+          </w:rPr>
+          <w:t>https://github.com/Hassen-Medles/IUT</w:t>
+        </w:r>
+      </w:hyperlink>
+    </w:p>
+    <w:p>
+      <w:pPr>
+        <w:pStyle w:val="Titre1"/>
+      </w:pPr>
       <w:bookmarkStart w:id="0" w:name="_Toc240448656"/>
       <w:r>
         <w:rPr>
           <w:noProof/>
         </w:rPr>
-        <w:lastRenderedPageBreak/>
         <mc:AlternateContent>
           <mc:Choice Requires="wpg">
             <w:drawing>
-              <wp:anchor distT="0" distB="0" distL="114300" distR="114300" simplePos="0" relativeHeight="251660294" behindDoc="0" locked="0" layoutInCell="1" allowOverlap="1" wp14:anchorId="4FEABD11" wp14:editId="5AEC5512">
+              <wp:anchor distT="0" distB="0" distL="114300" distR="114300" simplePos="0" relativeHeight="251660294" behindDoc="0" locked="0" layoutInCell="1" allowOverlap="1" wp14:anchorId="4FEABD11" wp14:editId="3987E5C0">
                 <wp:simplePos x="0" y="0"/>
                 <wp:positionH relativeFrom="margin">
-                  <wp:posOffset>-635</wp:posOffset>
+                  <wp:posOffset>6985</wp:posOffset>
                 </wp:positionH>
                 <wp:positionV relativeFrom="paragraph">
-                  <wp:posOffset>361315</wp:posOffset>
+                  <wp:posOffset>490855</wp:posOffset>
                 </wp:positionV>
                 <wp:extent cx="281305" cy="334928"/>
                 <wp:effectExtent l="0" t="19050" r="4445" b="8255"/>
@@ -933,7 +963,7 @@
           </mc:Choice>
           <mc:Fallback>
             <w:pict>
-              <v:group w14:anchorId="4FEABD11" id="Groupe 3" o:spid="_x0000_s1026" style="position:absolute;left:0;text-align:left;margin-left:-.05pt;margin-top:28.45pt;width:22.15pt;height:26.35pt;z-index:251660294;mso-position-horizontal-relative:margin;mso-width-relative:margin;mso-height-relative:margin" coordorigin="-1431" coordsize="13590,13263" o:gfxdata="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">
+              <v:group w14:anchorId="4FEABD11" id="Groupe 3" o:spid="_x0000_s1026" style="position:absolute;left:0;text-align:left;margin-left:.55pt;margin-top:38.65pt;width:22.15pt;height:26.35pt;z-index:251660294;mso-position-horizontal-relative:margin;mso-width-relative:margin;mso-height-relative:margin" coordorigin="-1431" coordsize="13590,13263" o:gfxdata="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">
                 <v:shapetype id="_x0000_t5" coordsize="21600,21600" o:spt="5" adj="10800" path="m@0,l,21600r21600,xe">
                   <v:stroke joinstyle="miter"/>
                   <v:formulas>
@@ -1071,7 +1101,7 @@
                     <pic:cNvPicPr/>
                   </pic:nvPicPr>
                   <pic:blipFill>
-                    <a:blip r:embed="rId12"/>
+                    <a:blip r:embed="rId13"/>
                     <a:stretch>
                       <a:fillRect/>
                     </a:stretch>
@@ -1106,6 +1136,9 @@
     </w:p>
     <w:p>
       <w:r>
+        <w:rPr>
+          <w:noProof/>
+        </w:rPr>
         <w:drawing>
           <wp:anchor distT="0" distB="0" distL="114300" distR="114300" simplePos="0" relativeHeight="251658240" behindDoc="0" locked="0" layoutInCell="1" allowOverlap="1" wp14:anchorId="087C8E62" wp14:editId="168C7844">
             <wp:simplePos x="0" y="0"/>
@@ -1130,7 +1163,7 @@
                     <pic:cNvPicPr/>
                   </pic:nvPicPr>
                   <pic:blipFill rotWithShape="1">
-                    <a:blip r:embed="rId13">
+                    <a:blip r:embed="rId14">
                       <a:extLst>
                         <a:ext uri="{28A0092B-C50C-407E-A947-70E740481C1C}">
                           <a14:useLocalDpi xmlns:a14="http://schemas.microsoft.com/office/drawing/2010/main" val="0"/>
@@ -1213,7 +1246,7 @@
                     <pic:cNvPicPr/>
                   </pic:nvPicPr>
                   <pic:blipFill rotWithShape="1">
-                    <a:blip r:embed="rId14"/>
+                    <a:blip r:embed="rId15"/>
                     <a:srcRect l="10344" t="11828" r="8867" b="5377"/>
                     <a:stretch>
                       <a:fillRect/>
@@ -1288,7 +1321,7 @@
                     <pic:cNvPicPr/>
                   </pic:nvPicPr>
                   <pic:blipFill>
-                    <a:blip r:embed="rId15"/>
+                    <a:blip r:embed="rId16"/>
                     <a:stretch>
                       <a:fillRect/>
                     </a:stretch>
@@ -1350,6 +1383,10 @@
         <w:ind w:left="360"/>
       </w:pPr>
       <w:r>
+        <w:rPr>
+          <w:noProof/>
+        </w:rPr>
+        <w:lastRenderedPageBreak/>
         <w:drawing>
           <wp:inline distT="0" distB="0" distL="0" distR="0" wp14:anchorId="118CB1F5" wp14:editId="053FA3FB">
             <wp:extent cx="1249680" cy="594360"/>
@@ -1366,7 +1403,7 @@
                     <pic:cNvPicPr/>
                   </pic:nvPicPr>
                   <pic:blipFill rotWithShape="1">
-                    <a:blip r:embed="rId16"/>
+                    <a:blip r:embed="rId17"/>
                     <a:srcRect l="11707" t="12746" r="8293" b="10783"/>
                     <a:stretch>
                       <a:fillRect/>
@@ -1405,7 +1442,6 @@
         </w:numPr>
       </w:pPr>
       <w:r>
-        <w:lastRenderedPageBreak/>
         <w:t xml:space="preserve">Cette étape va créer un fichier excel dans le dossier où se situe </w:t>
       </w:r>
       <w:r>
@@ -1450,6 +1486,9 @@
         <w:ind w:left="360"/>
       </w:pPr>
       <w:r>
+        <w:rPr>
+          <w:noProof/>
+        </w:rPr>
         <w:drawing>
           <wp:inline distT="0" distB="0" distL="0" distR="0" wp14:anchorId="30BD41D4" wp14:editId="68BC17D0">
             <wp:extent cx="5760720" cy="277495"/>
@@ -1466,7 +1505,7 @@
                     <pic:cNvPicPr/>
                   </pic:nvPicPr>
                   <pic:blipFill>
-                    <a:blip r:embed="rId17"/>
+                    <a:blip r:embed="rId18"/>
                     <a:stretch>
                       <a:fillRect/>
                     </a:stretch>
@@ -2696,7 +2735,6 @@
       </w:pPr>
       <w:bookmarkStart w:id="1" w:name="_Toc240448657"/>
       <w:r>
-        <w:lastRenderedPageBreak/>
         <w:t>Feuille de calcul : Data</w:t>
       </w:r>
       <w:bookmarkEnd w:id="1"/>
@@ -2744,6 +2782,9 @@
         <w:jc w:val="center"/>
       </w:pPr>
       <w:r>
+        <w:rPr>
+          <w:noProof/>
+        </w:rPr>
         <w:drawing>
           <wp:inline distT="0" distB="0" distL="0" distR="0" wp14:anchorId="04F91A18" wp14:editId="491BAC11">
             <wp:extent cx="5760720" cy="4495165"/>
@@ -2760,7 +2801,7 @@
                     <pic:cNvPicPr/>
                   </pic:nvPicPr>
                   <pic:blipFill>
-                    <a:blip r:embed="rId18"/>
+                    <a:blip r:embed="rId19"/>
                     <a:stretch>
                       <a:fillRect/>
                     </a:stretch>
@@ -3041,6 +3082,9 @@
         </mc:AlternateContent>
       </w:r>
       <w:r>
+        <w:rPr>
+          <w:noProof/>
+        </w:rPr>
         <w:drawing>
           <wp:inline distT="0" distB="0" distL="0" distR="0" wp14:anchorId="64B847B2" wp14:editId="290BAD60">
             <wp:extent cx="5760720" cy="2044700"/>
@@ -3057,7 +3101,7 @@
                     <pic:cNvPicPr/>
                   </pic:nvPicPr>
                   <pic:blipFill>
-                    <a:blip r:embed="rId19"/>
+                    <a:blip r:embed="rId20"/>
                     <a:stretch>
                       <a:fillRect/>
                     </a:stretch>
@@ -3606,6 +3650,9 @@
         </mc:AlternateContent>
       </w:r>
       <w:r>
+        <w:rPr>
+          <w:noProof/>
+        </w:rPr>
         <w:drawing>
           <wp:inline distT="0" distB="0" distL="0" distR="0" wp14:anchorId="2ED44159" wp14:editId="17DBC9FA">
             <wp:extent cx="5760720" cy="2038985"/>
@@ -3622,7 +3669,7 @@
                     <pic:cNvPicPr/>
                   </pic:nvPicPr>
                   <pic:blipFill>
-                    <a:blip r:embed="rId20"/>
+                    <a:blip r:embed="rId21"/>
                     <a:stretch>
                       <a:fillRect/>
                     </a:stretch>
@@ -4153,6 +4200,9 @@
         </mc:AlternateContent>
       </w:r>
       <w:r>
+        <w:rPr>
+          <w:noProof/>
+        </w:rPr>
         <w:drawing>
           <wp:inline distT="0" distB="0" distL="0" distR="0" wp14:anchorId="7D5C0D65" wp14:editId="47BF08C6">
             <wp:extent cx="5759511" cy="2038985"/>
@@ -4169,7 +4219,7 @@
                     <pic:cNvPicPr/>
                   </pic:nvPicPr>
                   <pic:blipFill>
-                    <a:blip r:embed="rId21" cstate="print">
+                    <a:blip r:embed="rId22" cstate="print">
                       <a:extLst>
                         <a:ext uri="{28A0092B-C50C-407E-A947-70E740481C1C}">
                           <a14:useLocalDpi xmlns:a14="http://schemas.microsoft.com/office/drawing/2010/main" val="0"/>
@@ -4301,6 +4351,9 @@
     </w:p>
     <w:p>
       <w:r>
+        <w:rPr>
+          <w:noProof/>
+        </w:rPr>
         <w:drawing>
           <wp:inline distT="0" distB="0" distL="0" distR="0" wp14:anchorId="0E986608" wp14:editId="078F0698">
             <wp:extent cx="5243014" cy="129551"/>
@@ -4317,7 +4370,7 @@
                     <pic:cNvPicPr/>
                   </pic:nvPicPr>
                   <pic:blipFill>
-                    <a:blip r:embed="rId22"/>
+                    <a:blip r:embed="rId23"/>
                     <a:stretch>
                       <a:fillRect/>
                     </a:stretch>
@@ -4355,6 +4408,9 @@
     </w:p>
     <w:p>
       <w:r>
+        <w:rPr>
+          <w:noProof/>
+        </w:rPr>
         <w:drawing>
           <wp:inline distT="0" distB="0" distL="0" distR="0" wp14:anchorId="52012964" wp14:editId="3C3F887C">
             <wp:extent cx="5715000" cy="1485265"/>
@@ -4371,7 +4427,7 @@
                     <pic:cNvPicPr/>
                   </pic:nvPicPr>
                   <pic:blipFill rotWithShape="1">
-                    <a:blip r:embed="rId23"/>
+                    <a:blip r:embed="rId24"/>
                     <a:srcRect l="794" t="2501"/>
                     <a:stretch>
                       <a:fillRect/>
@@ -4402,8 +4458,8 @@
       </w:r>
     </w:p>
     <w:sectPr>
-      <w:headerReference w:type="default" r:id="rId24"/>
-      <w:footerReference w:type="default" r:id="rId25"/>
+      <w:headerReference w:type="default" r:id="rId25"/>
+      <w:footerReference w:type="default" r:id="rId26"/>
       <w:pgSz w:w="11906" w:h="16838"/>
       <w:pgMar w:top="1417" w:right="1417" w:bottom="1417" w:left="1417" w:header="708" w:footer="708" w:gutter="0"/>
       <w:pgBorders w:offsetFrom="page">
@@ -6767,6 +6823,18 @@
       <w:sz w:val="24"/>
     </w:rPr>
   </w:style>
+  <w:style w:type="character" w:styleId="Mentionnonrsolue">
+    <w:name w:val="Unresolved Mention"/>
+    <w:basedOn w:val="Policepardfaut"/>
+    <w:uiPriority w:val="99"/>
+    <w:semiHidden/>
+    <w:unhideWhenUsed/>
+    <w:rsid w:val="00527026"/>
+    <w:rPr>
+      <w:color w:val="605E5C"/>
+      <w:shd w:val="clear" w:color="auto" w:fill="E1DFDD"/>
+    </w:rPr>
+  </w:style>
 </w:styles>
 </file>
 
@@ -6997,11 +7065,13 @@
   </w:compat>
   <w:rsids>
     <w:rsidRoot w:val="0040430E"/>
+    <w:rsid w:val="000058F3"/>
     <w:rsid w:val="003B4718"/>
     <w:rsid w:val="0040430E"/>
     <w:rsid w:val="004C5165"/>
     <w:rsid w:val="006A5FF2"/>
     <w:rsid w:val="00975B9E"/>
+    <w:rsid w:val="00B575A7"/>
     <w:rsid w:val="00CA7123"/>
   </w:rsids>
   <m:mathPr>
@@ -7453,25 +7523,9 @@
     <w:semiHidden/>
     <w:unhideWhenUsed/>
   </w:style>
-  <w:style w:type="paragraph" w:customStyle="1" w:styleId="ED61CFE8B4254F32B4B839F20D4FFFBA">
-    <w:name w:val="ED61CFE8B4254F32B4B839F20D4FFFBA"/>
-    <w:rsid w:val="0040430E"/>
-  </w:style>
-  <w:style w:type="paragraph" w:customStyle="1" w:styleId="5CA76D7C8A5640E6B9A1D12279A4E795">
-    <w:name w:val="5CA76D7C8A5640E6B9A1D12279A4E795"/>
-    <w:rsid w:val="0040430E"/>
-  </w:style>
   <w:style w:type="paragraph" w:customStyle="1" w:styleId="8F0358DD4D61440C84568D4FC7261153">
     <w:name w:val="8F0358DD4D61440C84568D4FC7261153"/>
     <w:rsid w:val="004C5165"/>
-  </w:style>
-  <w:style w:type="paragraph" w:customStyle="1" w:styleId="7D90C5C15FFB4C56911EF911600CC586">
-    <w:name w:val="7D90C5C15FFB4C56911EF911600CC586"/>
-    <w:rsid w:val="0040430E"/>
-  </w:style>
-  <w:style w:type="paragraph" w:customStyle="1" w:styleId="20E1DCE5039041288167F7FD350F08A5">
-    <w:name w:val="20E1DCE5039041288167F7FD350F08A5"/>
-    <w:rsid w:val="0040430E"/>
   </w:style>
   <w:style w:type="paragraph" w:customStyle="1" w:styleId="2C7679A9EA6241BAA6050734361CC0D0">
     <w:name w:val="2C7679A9EA6241BAA6050734361CC0D0"/>
@@ -7736,12 +7790,11 @@
 </file>
 
 <file path=customXml/item3.xml><?xml version="1.0" encoding="utf-8"?>
-<?mso-contentType ?>
-<FormTemplates xmlns="http://schemas.microsoft.com/sharepoint/v3/contenttype/forms">
-  <Display>DocumentLibraryForm</Display>
-  <Edit>DocumentLibraryForm</Edit>
-  <New>DocumentLibraryForm</New>
-</FormTemplates>
+<p:properties xmlns:p="http://schemas.microsoft.com/office/2006/metadata/properties" xmlns:xsi="http://www.w3.org/2001/XMLSchema-instance" xmlns:pc="http://schemas.microsoft.com/office/infopath/2007/PartnerControls">
+  <documentManagement>
+    <_activity xmlns="c7e9659a-247f-4fc5-b96b-8066ebefd750" xsi:nil="true"/>
+  </documentManagement>
+</p:properties>
 </file>
 
 <file path=customXml/item4.xml><?xml version="1.0" encoding="utf-8"?>
@@ -7966,11 +8019,12 @@
 </file>
 
 <file path=customXml/item5.xml><?xml version="1.0" encoding="utf-8"?>
-<p:properties xmlns:p="http://schemas.microsoft.com/office/2006/metadata/properties" xmlns:xsi="http://www.w3.org/2001/XMLSchema-instance" xmlns:pc="http://schemas.microsoft.com/office/infopath/2007/PartnerControls">
-  <documentManagement>
-    <_activity xmlns="c7e9659a-247f-4fc5-b96b-8066ebefd750" xsi:nil="true"/>
-  </documentManagement>
-</p:properties>
+<?mso-contentType ?>
+<FormTemplates xmlns="http://schemas.microsoft.com/sharepoint/v3/contenttype/forms">
+  <Display>DocumentLibraryForm</Display>
+  <Edit>DocumentLibraryForm</Edit>
+  <New>DocumentLibraryForm</New>
+</FormTemplates>
 </file>
 
 <file path=customXml/itemProps1.xml><?xml version="1.0" encoding="utf-8"?>
@@ -7990,9 +8044,11 @@
 </file>
 
 <file path=customXml/itemProps3.xml><?xml version="1.0" encoding="utf-8"?>
-<ds:datastoreItem xmlns:ds="http://schemas.openxmlformats.org/officeDocument/2006/customXml" ds:itemID="{3CC7BA1A-A752-4A1E-A8FD-92DA0D7CAD48}">
+<ds:datastoreItem xmlns:ds="http://schemas.openxmlformats.org/officeDocument/2006/customXml" ds:itemID="{C34C61C0-1BCC-4ACB-B60D-1C058ACD111A}">
   <ds:schemaRefs>
-    <ds:schemaRef ds:uri="http://schemas.microsoft.com/sharepoint/v3/contenttype/forms"/>
+    <ds:schemaRef ds:uri="http://schemas.microsoft.com/office/2006/metadata/properties"/>
+    <ds:schemaRef ds:uri="http://schemas.microsoft.com/office/infopath/2007/PartnerControls"/>
+    <ds:schemaRef ds:uri="c7e9659a-247f-4fc5-b96b-8066ebefd750"/>
   </ds:schemaRefs>
 </ds:datastoreItem>
 </file>
@@ -8017,11 +8073,9 @@
 </file>
 
 <file path=customXml/itemProps5.xml><?xml version="1.0" encoding="utf-8"?>
-<ds:datastoreItem xmlns:ds="http://schemas.openxmlformats.org/officeDocument/2006/customXml" ds:itemID="{C34C61C0-1BCC-4ACB-B60D-1C058ACD111A}">
+<ds:datastoreItem xmlns:ds="http://schemas.openxmlformats.org/officeDocument/2006/customXml" ds:itemID="{3CC7BA1A-A752-4A1E-A8FD-92DA0D7CAD48}">
   <ds:schemaRefs>
-    <ds:schemaRef ds:uri="http://schemas.microsoft.com/office/2006/metadata/properties"/>
-    <ds:schemaRef ds:uri="http://schemas.microsoft.com/office/infopath/2007/PartnerControls"/>
-    <ds:schemaRef ds:uri="c7e9659a-247f-4fc5-b96b-8066ebefd750"/>
+    <ds:schemaRef ds:uri="http://schemas.microsoft.com/sharepoint/v3/contenttype/forms"/>
   </ds:schemaRefs>
 </ds:datastoreItem>
 </file>